--- a/lab 3 - Strategy/Shippro.docx
+++ b/lab 3 - Strategy/Shippro.docx
@@ -17,27 +17,9 @@
           <w:rFonts w:eastAsia="Times New Roman"/>
           <w:sz w:val="52"/>
           <w:szCs w:val="24"/>
-          <w:lang w:val="ru-RU" w:eastAsia="en-GB"/>
-        </w:rPr>
-        <w:t>С</w:t>
-      </w:r>
-      <w:r>
-        <w:rPr>
-          <w:rFonts w:eastAsia="Times New Roman"/>
-          <w:sz w:val="52"/>
-          <w:szCs w:val="24"/>
           <w:lang w:val="en-US" w:eastAsia="en-GB"/>
         </w:rPr>
-        <w:t>arMaker</w:t>
-      </w:r>
-      <w:r>
-        <w:rPr>
-          <w:rFonts w:eastAsia="Times New Roman"/>
-          <w:sz w:val="52"/>
-          <w:szCs w:val="24"/>
-          <w:lang w:val="ru-RU" w:eastAsia="en-GB"/>
-        </w:rPr>
-        <w:t xml:space="preserve"> 1.0</w:t>
+        <w:t>Shippro</w:t>
       </w:r>
     </w:p>
     <w:p>
@@ -280,16 +262,7 @@
           <w:szCs w:val="24"/>
           <w:lang w:val="ru-RU"/>
         </w:rPr>
-        <w:t>.</w:t>
-      </w:r>
-      <w:r>
-        <w:rPr>
-          <w:rFonts w:cstheme="minorHAnsi"/>
-          <w:sz w:val="24"/>
-          <w:szCs w:val="24"/>
-          <w:lang w:val="ru-RU"/>
-        </w:rPr>
-        <w:t xml:space="preserve"> Все три класса будут наследовать от абстрактного класса под названием Strategy. А класс ShippingCalcalator будет отвечать за расчет и выбор самой дешевой компании.</w:t>
+        <w:t>. Все три класса будут наследовать от абстрактного класса под названием Strategy. А класс ShippingCalcalator будет отвечать за расчет и выбор самой дешевой компании.</w:t>
       </w:r>
     </w:p>
     <w:p>
@@ -347,15 +320,16 @@
       <w:r>
         <w:rPr>
           <w:rFonts w:cstheme="minorHAnsi"/>
-          <w:sz w:val="24"/>
-          <w:szCs w:val="24"/>
-          <w:lang w:val="ru-RU"/>
+          <w:noProof/>
+          <w:sz w:val="24"/>
+          <w:szCs w:val="24"/>
+          <w:lang w:eastAsia="en-GB"/>
         </w:rPr>
         <w:drawing>
-          <wp:inline distT="0" distB="0" distL="0" distR="0" wp14:anchorId="5B07EAAC" wp14:editId="59C2A17F">
-            <wp:extent cx="5940425" cy="2752725"/>
-            <wp:effectExtent l="0" t="0" r="3175" b="9525"/>
-            <wp:docPr id="1" name="Picture 1"/>
+          <wp:inline distT="0" distB="0" distL="0" distR="0" wp14:anchorId="5F523693" wp14:editId="14D762D7">
+            <wp:extent cx="5940425" cy="2681605"/>
+            <wp:effectExtent l="0" t="0" r="3175" b="4445"/>
+            <wp:docPr id="2" name="Picture 2"/>
             <wp:cNvGraphicFramePr>
               <a:graphicFrameLocks xmlns:a="http://schemas.openxmlformats.org/drawingml/2006/main" noChangeAspect="1"/>
             </wp:cNvGraphicFramePr>
@@ -375,7 +349,7 @@
                   <pic:spPr>
                     <a:xfrm>
                       <a:off x="0" y="0"/>
-                      <a:ext cx="5940425" cy="2752725"/>
+                      <a:ext cx="5940425" cy="2681605"/>
                     </a:xfrm>
                     <a:prstGeom prst="rect">
                       <a:avLst/>
@@ -398,42 +372,8 @@
           <w:lang w:val="ru-RU"/>
         </w:rPr>
       </w:pPr>
-      <w:r>
-        <w:rPr>
-          <w:rFonts w:cstheme="minorHAnsi"/>
-          <w:sz w:val="16"/>
-          <w:szCs w:val="16"/>
-          <w:lang w:val="ru-RU"/>
-        </w:rPr>
-        <w:t xml:space="preserve">Рисунок </w:t>
-      </w:r>
-      <w:r>
-        <w:rPr>
-          <w:rFonts w:cstheme="minorHAnsi"/>
-          <w:sz w:val="16"/>
-          <w:szCs w:val="16"/>
-          <w:lang w:val="ru-RU"/>
-        </w:rPr>
-        <w:t>1</w:t>
-      </w:r>
-      <w:r>
-        <w:rPr>
-          <w:rFonts w:cstheme="minorHAnsi"/>
-          <w:sz w:val="16"/>
-          <w:szCs w:val="16"/>
-          <w:lang w:val="ru-RU"/>
-        </w:rPr>
-        <w:t xml:space="preserve">: </w:t>
-      </w:r>
-      <w:r>
-        <w:rPr>
-          <w:rFonts w:cstheme="minorHAnsi"/>
-          <w:sz w:val="16"/>
-          <w:szCs w:val="16"/>
-          <w:lang w:val="ru-RU"/>
-        </w:rPr>
-        <w:t>Фрагмент кода метода без применения абстрактной фабрики.</w:t>
-      </w:r>
+      <w:bookmarkStart w:id="0" w:name="_GoBack"/>
+      <w:bookmarkEnd w:id="0"/>
     </w:p>
     <w:p>
       <w:pPr>
@@ -835,9 +775,10 @@
       <w:r>
         <w:rPr>
           <w:rFonts w:cstheme="minorHAnsi"/>
-          <w:sz w:val="24"/>
-          <w:szCs w:val="24"/>
-          <w:lang w:val="ru-RU"/>
+          <w:noProof/>
+          <w:sz w:val="24"/>
+          <w:szCs w:val="24"/>
+          <w:lang w:eastAsia="en-GB"/>
         </w:rPr>
         <w:drawing>
           <wp:inline distT="0" distB="0" distL="0" distR="0" wp14:anchorId="3D8FAE18" wp14:editId="7225CB55">
@@ -1044,8 +985,6 @@
           </w:rPr>
           <w:t>github</w:t>
         </w:r>
-        <w:bookmarkStart w:id="0" w:name="_GoBack"/>
-        <w:bookmarkEnd w:id="0"/>
         <w:r>
           <w:rPr>
             <w:rStyle w:val="Hyperlink"/>
